--- a/pr-preview/pr-343/bayesian-examples-handout.docx
+++ b/pr-preview/pr-343/bayesian-examples-handout.docx
@@ -15,7 +15,7 @@
         <w:pStyle w:val="Date"/>
       </w:pPr>
       <w:r>
-        <w:t xml:space="preserve">Last modified: 2026-10-18 14:36:39 (PDT)</w:t>
+        <w:t xml:space="preserve">Last modified: 2026-10-18 15:56:22 (PDT)</w:t>
       </w:r>
     </w:p>
     <w:p>

--- a/pr-preview/pr-343/bayesian-examples-handout.docx
+++ b/pr-preview/pr-343/bayesian-examples-handout.docx
@@ -15,7 +15,7 @@
         <w:pStyle w:val="Date"/>
       </w:pPr>
       <w:r>
-        <w:t xml:space="preserve">Last modified: 2026-10-18 15:56:22 (PDT)</w:t>
+        <w:t xml:space="preserve">Last modified: 2026-10-18 16:16:14 (PDT)</w:t>
       </w:r>
     </w:p>
     <w:p>

--- a/pr-preview/pr-343/bayesian-examples-handout.docx
+++ b/pr-preview/pr-343/bayesian-examples-handout.docx
@@ -15,7 +15,7 @@
         <w:pStyle w:val="Date"/>
       </w:pPr>
       <w:r>
-        <w:t xml:space="preserve">Last modified: 2026-10-18 16:16:14 (PDT)</w:t>
+        <w:t xml:space="preserve">Last modified: 2026-10-18 16:42:16 (PDT)</w:t>
       </w:r>
     </w:p>
     <w:p>

--- a/pr-preview/pr-343/bayesian-examples-handout.docx
+++ b/pr-preview/pr-343/bayesian-examples-handout.docx
@@ -15,7 +15,7 @@
         <w:pStyle w:val="Date"/>
       </w:pPr>
       <w:r>
-        <w:t xml:space="preserve">Last modified: 2026-10-18 16:42:16 (PDT)</w:t>
+        <w:t xml:space="preserve">Last modified: 2026-10-18 21:57:59 (PDT)</w:t>
       </w:r>
     </w:p>
     <w:p>

--- a/pr-preview/pr-343/bayesian-examples-handout.docx
+++ b/pr-preview/pr-343/bayesian-examples-handout.docx
@@ -15,7 +15,7 @@
         <w:pStyle w:val="Date"/>
       </w:pPr>
       <w:r>
-        <w:t xml:space="preserve">Last modified: 2026-10-18 21:57:59 (PDT)</w:t>
+        <w:t xml:space="preserve">Last modified: 2026-10-19 00:02:47 (PDT)</w:t>
       </w:r>
     </w:p>
     <w:p>
